--- a/06-学生侧材料/讲义/加成反应.docx
+++ b/06-学生侧材料/讲义/加成反应.docx
@@ -2,873 +2,7 @@
 <file path=word/document.xml><?xml version="1.0" encoding="utf-8"?>
 <w:document xmlns:w="http://schemas.openxmlformats.org/wordprocessingml/2006/main" xmlns:m="http://schemas.openxmlformats.org/officeDocument/2006/math" xmlns:r="http://schemas.openxmlformats.org/officeDocument/2006/relationships" xmlns:o="urn:schemas-microsoft-com:office:office" xmlns:v="urn:schemas-microsoft-com:vml" xmlns:w10="urn:schemas-microsoft-com:office:word" xmlns:a="http://schemas.openxmlformats.org/drawingml/2006/main" xmlns:pic="http://schemas.openxmlformats.org/drawingml/2006/picture" xmlns:wp="http://schemas.openxmlformats.org/drawingml/2006/wordprocessingDrawing">
   <w:body>
-    <w:p>
-      <w:pPr>
-        <w:pStyle w:val="BodyText"/>
-        <w:spacing w:before="160" w:after="80"/>
-        <w:jc w:val="center"/>
-      </w:pPr>
-      <w:r>
-        <w:rPr>
-          <w:rFonts w:ascii="Times New Roman" w:hAnsi="Times New Roman" w:eastAsia="Times New Roman" w:cs="Times New Roman"/>
-        </w:rPr>
-        <w:t xml:space="preserve">🖼</w:t>
-      </w:r>
-      <w:r>
-        <w:rPr>
-          <w:rFonts w:hint="eastAsia" w:ascii="Times New Roman" w:hAnsi="Times New Roman" w:eastAsia="FangSong" w:cs="Times New Roman"/>
-          <w:b/>
-          <w:bCs/>
-        </w:rPr>
-        <w:t xml:space="preserve">教材图引入</w:t>
-      </w:r>
-      <w:r>
-        <w:rPr>
-          <w:rFonts w:ascii="Times New Roman" w:hAnsi="Times New Roman" w:eastAsia="Times New Roman" w:cs="Times New Roman"/>
-        </w:rPr>
-        <w:t xml:space="preserve"> </w:t>
-      </w:r>
-      <w:r>
-        <w:rPr>
-          <w:rFonts w:ascii="Times New Roman" w:hAnsi="Times New Roman" w:eastAsia="Times New Roman" w:cs="Times New Roman"/>
-        </w:rPr>
-        <w:t xml:space="preserve">② </w:t>
-      </w:r>
-      <w:r>
-        <w:rPr>
-          <w:rFonts w:hint="eastAsia" w:ascii="Times New Roman" w:hAnsi="Times New Roman" w:eastAsia="FangSong" w:cs="Times New Roman"/>
-        </w:rPr>
-        <w:t>溴鎓离子三元环中间体</w:t>
-      </w:r>
-      <w:r>
-        <w:rPr>
-          <w:rFonts w:hint="eastAsia" w:ascii="Times New Roman" w:hAnsi="Times New Roman" w:eastAsia="Times New Roman" w:cs="Times New Roman"/>
-        </w:rPr>
-        <w:t>：</w:t>
-      </w:r>
-      <w:r>
-        <w:rPr>
-          <w:rFonts w:ascii="Times New Roman" w:hAnsi="Times New Roman" w:eastAsia="Times New Roman" w:cs="Times New Roman"/>
-        </w:rPr>
-        <w:drawing>
-          <wp:inline>
-            <wp:extent cx="3600000" cy="636871"/>
-            <wp:effectExtent b="0" l="0" r="0" t="0"/>
-            <wp:docPr descr="" title="" id="10" name="Picture"/>
-            <a:graphic>
-              <a:graphicData uri="http://schemas.openxmlformats.org/drawingml/2006/picture">
-                <pic:pic>
-                  <pic:nvPicPr>
-                    <pic:cNvPr descr="0788b0f866603245fd186eb3f68c4f17db6db055e0ce5083f8a004f4cca42d3e.jpg" id="11" name="Picture"/>
-                    <pic:cNvPicPr>
-                      <a:picLocks noChangeArrowheads="1" noChangeAspect="1"/>
-                    </pic:cNvPicPr>
-                  </pic:nvPicPr>
-                  <pic:blipFill>
-                    <a:blip r:embed="rId9"/>
-                    <a:stretch>
-                      <a:fillRect/>
-                    </a:stretch>
-                  </pic:blipFill>
-                  <pic:spPr bwMode="auto">
-                    <a:xfrm>
-                      <a:off x="0" y="0"/>
-                      <a:ext cx="3600000" cy="636871"/>
-                    </a:xfrm>
-                    <a:prstGeom prst="rect">
-                      <a:avLst/>
-                    </a:prstGeom>
-                    <a:noFill/>
-                    <a:ln w="9525">
-                      <a:noFill/>
-                      <a:headEnd/>
-                      <a:tailEnd/>
-                    </a:ln>
-                  </pic:spPr>
-                </pic:pic>
-              </a:graphicData>
-            </a:graphic>
-          </wp:inline>
-        </w:drawing>
-      </w:r>
-      <w:r>
-        <w:rPr>
-          <w:rFonts w:ascii="Times New Roman" w:hAnsi="Times New Roman" w:eastAsia="Times New Roman" w:cs="Times New Roman"/>
-        </w:rPr>
-        <w:t xml:space="preserve"> </w:t>
-      </w:r>
-      <w:r>
-        <w:rPr>
-          <w:rFonts w:hint="eastAsia" w:ascii="Times New Roman" w:hAnsi="Times New Roman" w:eastAsia="FangSong" w:cs="Times New Roman"/>
-          <w:i/>
-          <w:iCs/>
-        </w:rPr>
-        <w:t xml:space="preserve">图</w:t>
-      </w:r>
-      <w:r>
-        <w:rPr>
-          <w:rFonts w:ascii="Times New Roman" w:hAnsi="Times New Roman" w:eastAsia="Times New Roman" w:cs="Times New Roman"/>
-          <w:i/>
-          <w:iCs/>
-        </w:rPr>
-        <w:t xml:space="preserve"> </w:t>
-      </w:r>
-      <w:r>
-        <w:rPr>
-          <w:rFonts w:hint="eastAsia" w:ascii="Times New Roman" w:hAnsi="Times New Roman" w:eastAsia="FangSong" w:cs="Times New Roman"/>
-          <w:i/>
-          <w:iCs/>
-        </w:rPr>
-        <w:t>溴鎓离子</w:t>
-      </w:r>
-      <w:r>
-        <w:rPr>
-          <w:rFonts w:hint="eastAsia" w:ascii="Times New Roman" w:hAnsi="Times New Roman" w:eastAsia="Times New Roman" w:cs="Times New Roman"/>
-          <w:i/>
-          <w:iCs/>
-        </w:rPr>
-        <w:t>（</w:t>
-      </w:r>
-      <w:r>
-        <w:rPr>
-          <w:rFonts w:hint="eastAsia" w:ascii="Times New Roman" w:hAnsi="Times New Roman" w:eastAsia="FangSong" w:cs="Times New Roman"/>
-          <w:i/>
-          <w:iCs/>
-        </w:rPr>
-        <w:t>三元环</w:t>
-      </w:r>
-      <w:r>
-        <w:rPr>
-          <w:rFonts w:hint="eastAsia" w:ascii="Times New Roman" w:hAnsi="Times New Roman" w:eastAsia="Times New Roman" w:cs="Times New Roman"/>
-          <w:i/>
-          <w:iCs/>
-        </w:rPr>
-        <w:t>）</w:t>
-      </w:r>
-      <w:r>
-        <w:rPr>
-          <w:rFonts w:hint="eastAsia" w:ascii="Times New Roman" w:hAnsi="Times New Roman" w:eastAsia="FangSong" w:cs="Times New Roman"/>
-          <w:i/>
-          <w:iCs/>
-        </w:rPr>
-        <w:t>中间体</w:t>
-      </w:r>
-      <w:r>
-        <w:rPr>
-          <w:rFonts w:hint="eastAsia" w:ascii="Times New Roman" w:hAnsi="Times New Roman" w:eastAsia="Times New Roman" w:cs="Times New Roman"/>
-          <w:i/>
-          <w:iCs/>
-        </w:rPr>
-        <w:t>（</w:t>
-      </w:r>
-      <w:r>
-        <w:rPr>
-          <w:rFonts w:hint="eastAsia" w:ascii="Times New Roman" w:hAnsi="Times New Roman" w:eastAsia="FangSong" w:cs="Times New Roman"/>
-          <w:i/>
-          <w:iCs/>
-        </w:rPr>
-        <w:t>源自</w:t>
-      </w:r>
-      <w:r>
-        <w:rPr>
-          <w:rFonts w:ascii="Times New Roman" w:hAnsi="Times New Roman" w:eastAsia="Times New Roman" w:cs="Times New Roman"/>
-          <w:i/>
-          <w:iCs/>
-        </w:rPr>
-        <w:t xml:space="preserve"> Clayden </w:t>
-      </w:r>
-      <w:r>
-        <w:rPr>
-          <w:rFonts w:hint="eastAsia" w:ascii="Times New Roman" w:hAnsi="Times New Roman" w:eastAsia="FangSong" w:cs="Times New Roman"/>
-          <w:i/>
-          <w:iCs/>
-        </w:rPr>
-        <w:t>中文版第</w:t>
-      </w:r>
-      <w:r>
-        <w:rPr>
-          <w:rFonts w:hint="eastAsia" w:ascii="Times New Roman" w:hAnsi="Times New Roman" w:eastAsia="Times New Roman" w:cs="Times New Roman"/>
-          <w:i/>
-          <w:iCs/>
-        </w:rPr>
-        <w:t>19</w:t>
-      </w:r>
-      <w:r>
-        <w:rPr>
-          <w:rFonts w:hint="eastAsia" w:ascii="Times New Roman" w:hAnsi="Times New Roman" w:eastAsia="FangSong" w:cs="Times New Roman"/>
-          <w:i/>
-          <w:iCs/>
-        </w:rPr>
-        <w:t>章</w:t>
-      </w:r>
-      <w:r>
-        <w:rPr>
-          <w:rFonts w:hint="eastAsia" w:ascii="Times New Roman" w:hAnsi="Times New Roman" w:eastAsia="Times New Roman" w:cs="Times New Roman"/>
-          <w:i/>
-          <w:iCs/>
-        </w:rPr>
-        <w:t>）</w:t>
-      </w:r>
-      <w:r>
-        <w:rPr>
-          <w:rFonts w:ascii="Times New Roman" w:hAnsi="Times New Roman" w:eastAsia="Times New Roman" w:cs="Times New Roman"/>
-        </w:rPr>
-        <w:t xml:space="preserve"> </w:t>
-      </w:r>
-      <w:r>
-        <w:rPr>
-          <w:rFonts w:hint="eastAsia" w:ascii="Times New Roman" w:hAnsi="Times New Roman" w:eastAsia="FangSong" w:cs="Times New Roman"/>
-        </w:rPr>
-        <w:t xml:space="preserve">溴鎓</w:t>
-      </w:r>
-      <w:r>
-        <w:rPr>
-          <w:rFonts w:ascii="Times New Roman" w:hAnsi="Times New Roman" w:eastAsia="Times New Roman" w:cs="Times New Roman"/>
-        </w:rPr>
-        <w:t xml:space="preserve"> anti </w:t>
-      </w:r>
-      <w:r>
-        <w:rPr>
-          <w:rFonts w:hint="eastAsia" w:ascii="Times New Roman" w:hAnsi="Times New Roman" w:eastAsia="FangSong" w:cs="Times New Roman"/>
-        </w:rPr>
-        <w:t>开环</w:t>
-      </w:r>
-      <w:r>
-        <w:rPr>
-          <w:rFonts w:hint="eastAsia" w:ascii="Times New Roman" w:hAnsi="Times New Roman" w:eastAsia="Times New Roman" w:cs="Times New Roman"/>
-        </w:rPr>
-        <w:t>：</w:t>
-      </w:r>
-      <w:r>
-        <w:rPr>
-          <w:rFonts w:ascii="Times New Roman" w:hAnsi="Times New Roman" w:eastAsia="Times New Roman" w:cs="Times New Roman"/>
-        </w:rPr>
-        <w:drawing>
-          <wp:inline>
-            <wp:extent cx="3600000" cy="817982"/>
-            <wp:effectExtent b="0" l="0" r="0" t="0"/>
-            <wp:docPr descr="" title="" id="13" name="Picture"/>
-            <a:graphic>
-              <a:graphicData uri="http://schemas.openxmlformats.org/drawingml/2006/picture">
-                <pic:pic>
-                  <pic:nvPicPr>
-                    <pic:cNvPr descr="373d8aba788d199c91a7c93eba37dd5bebb45a4761f5a02c09af46a00d68fc1d.jpg" id="14" name="Picture"/>
-                    <pic:cNvPicPr>
-                      <a:picLocks noChangeArrowheads="1" noChangeAspect="1"/>
-                    </pic:cNvPicPr>
-                  </pic:nvPicPr>
-                  <pic:blipFill>
-                    <a:blip r:embed="rId12"/>
-                    <a:stretch>
-                      <a:fillRect/>
-                    </a:stretch>
-                  </pic:blipFill>
-                  <pic:spPr bwMode="auto">
-                    <a:xfrm>
-                      <a:off x="0" y="0"/>
-                      <a:ext cx="3600000" cy="817982"/>
-                    </a:xfrm>
-                    <a:prstGeom prst="rect">
-                      <a:avLst/>
-                    </a:prstGeom>
-                    <a:noFill/>
-                    <a:ln w="9525">
-                      <a:noFill/>
-                      <a:headEnd/>
-                      <a:tailEnd/>
-                    </a:ln>
-                  </pic:spPr>
-                </pic:pic>
-              </a:graphicData>
-            </a:graphic>
-          </wp:inline>
-        </w:drawing>
-      </w:r>
-      <w:r>
-        <w:rPr>
-          <w:rFonts w:ascii="Times New Roman" w:hAnsi="Times New Roman" w:eastAsia="Times New Roman" w:cs="Times New Roman"/>
-        </w:rPr>
-        <w:t xml:space="preserve"> </w:t>
-      </w:r>
-      <w:r>
-        <w:rPr>
-          <w:rFonts w:hint="eastAsia" w:ascii="Times New Roman" w:hAnsi="Times New Roman" w:eastAsia="FangSong" w:cs="Times New Roman"/>
-          <w:i/>
-          <w:iCs/>
-        </w:rPr>
-        <w:t xml:space="preserve">图</w:t>
-      </w:r>
-      <w:r>
-        <w:rPr>
-          <w:rFonts w:ascii="Times New Roman" w:hAnsi="Times New Roman" w:eastAsia="Times New Roman" w:cs="Times New Roman"/>
-          <w:i/>
-          <w:iCs/>
-        </w:rPr>
-        <w:t xml:space="preserve"> </w:t>
-      </w:r>
-      <w:r>
-        <w:rPr>
-          <w:rFonts w:hint="eastAsia" w:ascii="Times New Roman" w:hAnsi="Times New Roman" w:eastAsia="FangSong" w:cs="Times New Roman"/>
-          <w:i/>
-          <w:iCs/>
-        </w:rPr>
-        <w:t xml:space="preserve">溴鎓离子经</w:t>
-      </w:r>
-      <w:r>
-        <w:rPr>
-          <w:rFonts w:ascii="Times New Roman" w:hAnsi="Times New Roman" w:eastAsia="Times New Roman" w:cs="Times New Roman"/>
-          <w:i/>
-          <w:iCs/>
-        </w:rPr>
-        <w:t xml:space="preserve"> SN2 </w:t>
-      </w:r>
-      <w:r>
-        <w:rPr>
-          <w:rFonts w:hint="eastAsia" w:ascii="Times New Roman" w:hAnsi="Times New Roman" w:eastAsia="FangSong" w:cs="Times New Roman"/>
-          <w:i/>
-          <w:iCs/>
-        </w:rPr>
-        <w:t>反式</w:t>
-      </w:r>
-      <w:r>
-        <w:rPr>
-          <w:rFonts w:hint="eastAsia" w:ascii="Times New Roman" w:hAnsi="Times New Roman" w:eastAsia="Times New Roman" w:cs="Times New Roman"/>
-          <w:i/>
-          <w:iCs/>
-        </w:rPr>
-        <w:t>（anti）</w:t>
-      </w:r>
-      <w:r>
-        <w:rPr>
-          <w:rFonts w:hint="eastAsia" w:ascii="Times New Roman" w:hAnsi="Times New Roman" w:eastAsia="FangSong" w:cs="Times New Roman"/>
-          <w:i/>
-          <w:iCs/>
-        </w:rPr>
-        <w:t>开环</w:t>
-      </w:r>
-      <w:r>
-        <w:rPr>
-          <w:rFonts w:hint="eastAsia" w:ascii="Times New Roman" w:hAnsi="Times New Roman" w:eastAsia="Times New Roman" w:cs="Times New Roman"/>
-          <w:i/>
-          <w:iCs/>
-        </w:rPr>
-        <w:t>（</w:t>
-      </w:r>
-      <w:r>
-        <w:rPr>
-          <w:rFonts w:hint="eastAsia" w:ascii="Times New Roman" w:hAnsi="Times New Roman" w:eastAsia="FangSong" w:cs="Times New Roman"/>
-          <w:i/>
-          <w:iCs/>
-        </w:rPr>
-        <w:t>源自</w:t>
-      </w:r>
-      <w:r>
-        <w:rPr>
-          <w:rFonts w:ascii="Times New Roman" w:hAnsi="Times New Roman" w:eastAsia="Times New Roman" w:cs="Times New Roman"/>
-          <w:i/>
-          <w:iCs/>
-        </w:rPr>
-        <w:t xml:space="preserve"> Clayden </w:t>
-      </w:r>
-      <w:r>
-        <w:rPr>
-          <w:rFonts w:hint="eastAsia" w:ascii="Times New Roman" w:hAnsi="Times New Roman" w:eastAsia="FangSong" w:cs="Times New Roman"/>
-          <w:i/>
-          <w:iCs/>
-        </w:rPr>
-        <w:t>中文版第</w:t>
-      </w:r>
-      <w:r>
-        <w:rPr>
-          <w:rFonts w:hint="eastAsia" w:ascii="Times New Roman" w:hAnsi="Times New Roman" w:eastAsia="Times New Roman" w:cs="Times New Roman"/>
-          <w:i/>
-          <w:iCs/>
-        </w:rPr>
-        <w:t>19</w:t>
-      </w:r>
-      <w:r>
-        <w:rPr>
-          <w:rFonts w:hint="eastAsia" w:ascii="Times New Roman" w:hAnsi="Times New Roman" w:eastAsia="FangSong" w:cs="Times New Roman"/>
-          <w:i/>
-          <w:iCs/>
-        </w:rPr>
-        <w:t>章</w:t>
-      </w:r>
-      <w:r>
-        <w:rPr>
-          <w:rFonts w:hint="eastAsia" w:ascii="Times New Roman" w:hAnsi="Times New Roman" w:eastAsia="Times New Roman" w:cs="Times New Roman"/>
-          <w:i/>
-          <w:iCs/>
-        </w:rPr>
-        <w:t>）</w:t>
-      </w:r>
-      <w:r>
-        <w:rPr>
-          <w:rFonts w:ascii="Times New Roman" w:hAnsi="Times New Roman" w:eastAsia="Times New Roman" w:cs="Times New Roman"/>
-        </w:rPr>
-        <w:t xml:space="preserve"> </w:t>
-      </w:r>
-      <w:r>
-        <w:rPr>
-          <w:rFonts w:ascii="Times New Roman" w:hAnsi="Times New Roman" w:eastAsia="Times New Roman" w:cs="Times New Roman"/>
-        </w:rPr>
-        <w:t xml:space="preserve">③ </w:t>
-      </w:r>
-      <w:r>
-        <w:rPr>
-          <w:rFonts w:hint="eastAsia" w:ascii="Times New Roman" w:hAnsi="Times New Roman" w:eastAsia="FangSong" w:cs="Times New Roman"/>
-        </w:rPr>
-        <w:t>硼氢化四中心过渡态</w:t>
-      </w:r>
-      <w:r>
-        <w:rPr>
-          <w:rFonts w:hint="eastAsia" w:ascii="Times New Roman" w:hAnsi="Times New Roman" w:eastAsia="Times New Roman" w:cs="Times New Roman"/>
-        </w:rPr>
-        <w:t>（B</w:t>
-      </w:r>
-      <w:r>
-        <w:rPr>
-          <w:rFonts w:ascii="Times New Roman" w:hAnsi="Times New Roman" w:eastAsia="Times New Roman" w:cs="Times New Roman"/>
-        </w:rPr>
-        <w:t xml:space="preserve"> δ</w:t>
-      </w:r>
-      <w:r>
-        <w:rPr>
-          <w:rFonts w:ascii="Times New Roman" w:hAnsi="Times New Roman" w:eastAsia="Times New Roman" w:cs="Times New Roman"/>
-          <w:vertAlign w:val="superscript"/>
-        </w:rPr>
-        <w:t>+</w:t>
-      </w:r>
-      <w:r>
-        <w:rPr>
-          <w:rFonts w:ascii="Times New Roman" w:hAnsi="Times New Roman" w:eastAsia="Times New Roman" w:cs="Times New Roman"/>
-        </w:rPr>
-        <w:t xml:space="preserve">/H </w:t>
-      </w:r>
-      <w:r>
-        <w:rPr>
-          <w:rFonts w:hint="eastAsia" w:ascii="Times New Roman" w:hAnsi="Times New Roman" w:eastAsia="Times New Roman" w:cs="Times New Roman"/>
-        </w:rPr>
-        <w:t>δ</w:t>
-      </w:r>
-      <w:r>
-        <w:rPr>
-          <w:rFonts w:hint="eastAsia" w:ascii="Times New Roman" w:hAnsi="Times New Roman" w:eastAsia="Times New Roman" w:cs="Times New Roman"/>
-          <w:vertAlign w:val="superscript"/>
-        </w:rPr>
-        <w:t>-</w:t>
-      </w:r>
-      <w:r>
-        <w:rPr>
-          <w:rFonts w:hint="eastAsia" w:ascii="Times New Roman" w:hAnsi="Times New Roman" w:eastAsia="Times New Roman" w:cs="Times New Roman"/>
-        </w:rPr>
-        <w:t>）：</w:t>
-      </w:r>
-      <w:r>
-        <w:rPr>
-          <w:rFonts w:ascii="Times New Roman" w:hAnsi="Times New Roman" w:eastAsia="Times New Roman" w:cs="Times New Roman"/>
-        </w:rPr>
-        <w:drawing>
-          <wp:inline>
-            <wp:extent cx="3600000" cy="856885"/>
-            <wp:effectExtent b="0" l="0" r="0" t="0"/>
-            <wp:docPr descr="" title="" id="16" name="Picture"/>
-            <a:graphic>
-              <a:graphicData uri="http://schemas.openxmlformats.org/drawingml/2006/picture">
-                <pic:pic>
-                  <pic:nvPicPr>
-                    <pic:cNvPr descr="7bca838c6fa496e6e0abc939b860933c68ec43aecfe9d51ef9fb005fe4baf013.jpg" id="17" name="Picture"/>
-                    <pic:cNvPicPr>
-                      <a:picLocks noChangeArrowheads="1" noChangeAspect="1"/>
-                    </pic:cNvPicPr>
-                  </pic:nvPicPr>
-                  <pic:blipFill>
-                    <a:blip r:embed="rId15"/>
-                    <a:stretch>
-                      <a:fillRect/>
-                    </a:stretch>
-                  </pic:blipFill>
-                  <pic:spPr bwMode="auto">
-                    <a:xfrm>
-                      <a:off x="0" y="0"/>
-                      <a:ext cx="3600000" cy="856885"/>
-                    </a:xfrm>
-                    <a:prstGeom prst="rect">
-                      <a:avLst/>
-                    </a:prstGeom>
-                    <a:noFill/>
-                    <a:ln w="9525">
-                      <a:noFill/>
-                      <a:headEnd/>
-                      <a:tailEnd/>
-                    </a:ln>
-                  </pic:spPr>
-                </pic:pic>
-              </a:graphicData>
-            </a:graphic>
-          </wp:inline>
-        </w:drawing>
-      </w:r>
-      <w:r>
-        <w:rPr>
-          <w:rFonts w:ascii="Times New Roman" w:hAnsi="Times New Roman" w:eastAsia="Times New Roman" w:cs="Times New Roman"/>
-        </w:rPr>
-        <w:t xml:space="preserve"> </w:t>
-      </w:r>
-      <w:r>
-        <w:rPr>
-          <w:rFonts w:hint="eastAsia" w:ascii="Times New Roman" w:hAnsi="Times New Roman" w:eastAsia="FangSong" w:cs="Times New Roman"/>
-          <w:i/>
-          <w:iCs/>
-        </w:rPr>
-        <w:t xml:space="preserve">图</w:t>
-      </w:r>
-      <w:r>
-        <w:rPr>
-          <w:rFonts w:ascii="Times New Roman" w:hAnsi="Times New Roman" w:eastAsia="Times New Roman" w:cs="Times New Roman"/>
-          <w:i/>
-          <w:iCs/>
-        </w:rPr>
-        <w:t xml:space="preserve"> </w:t>
-      </w:r>
-      <w:r>
-        <w:rPr>
-          <w:rFonts w:hint="eastAsia" w:ascii="Times New Roman" w:hAnsi="Times New Roman" w:eastAsia="FangSong" w:cs="Times New Roman"/>
-          <w:i/>
-          <w:iCs/>
-        </w:rPr>
-        <w:t>硼氢化反应的四中心协同过渡态</w:t>
-      </w:r>
-      <w:r>
-        <w:rPr>
-          <w:rFonts w:hint="eastAsia" w:ascii="Times New Roman" w:hAnsi="Times New Roman" w:eastAsia="Times New Roman" w:cs="Times New Roman"/>
-          <w:i/>
-          <w:iCs/>
-        </w:rPr>
-        <w:t>（</w:t>
-      </w:r>
-      <w:r>
-        <w:rPr>
-          <w:rFonts w:hint="eastAsia" w:ascii="Times New Roman" w:hAnsi="Times New Roman" w:eastAsia="FangSong" w:cs="Times New Roman"/>
-          <w:i/>
-          <w:iCs/>
-        </w:rPr>
-        <w:t>源自</w:t>
-      </w:r>
-      <w:r>
-        <w:rPr>
-          <w:rFonts w:ascii="Times New Roman" w:hAnsi="Times New Roman" w:eastAsia="Times New Roman" w:cs="Times New Roman"/>
-          <w:i/>
-          <w:iCs/>
-        </w:rPr>
-        <w:t xml:space="preserve"> Clayden </w:t>
-      </w:r>
-      <w:r>
-        <w:rPr>
-          <w:rFonts w:hint="eastAsia" w:ascii="Times New Roman" w:hAnsi="Times New Roman" w:eastAsia="FangSong" w:cs="Times New Roman"/>
-          <w:i/>
-          <w:iCs/>
-        </w:rPr>
-        <w:t>中文版第</w:t>
-      </w:r>
-      <w:r>
-        <w:rPr>
-          <w:rFonts w:hint="eastAsia" w:ascii="Times New Roman" w:hAnsi="Times New Roman" w:eastAsia="Times New Roman" w:cs="Times New Roman"/>
-          <w:i/>
-          <w:iCs/>
-        </w:rPr>
-        <w:t>19</w:t>
-      </w:r>
-      <w:r>
-        <w:rPr>
-          <w:rFonts w:hint="eastAsia" w:ascii="Times New Roman" w:hAnsi="Times New Roman" w:eastAsia="FangSong" w:cs="Times New Roman"/>
-          <w:i/>
-          <w:iCs/>
-        </w:rPr>
-        <w:t>章</w:t>
-      </w:r>
-      <w:r>
-        <w:rPr>
-          <w:rFonts w:hint="eastAsia" w:ascii="Times New Roman" w:hAnsi="Times New Roman" w:eastAsia="Times New Roman" w:cs="Times New Roman"/>
-          <w:i/>
-          <w:iCs/>
-        </w:rPr>
-        <w:t>）</w:t>
-      </w:r>
-      <w:r>
-        <w:rPr>
-          <w:rFonts w:ascii="Times New Roman" w:hAnsi="Times New Roman" w:eastAsia="Times New Roman" w:cs="Times New Roman"/>
-        </w:rPr>
-        <w:t xml:space="preserve"> </w:t>
-      </w:r>
-      <w:r>
-        <w:rPr>
-          <w:rFonts w:ascii="Times New Roman" w:hAnsi="Times New Roman" w:eastAsia="Times New Roman" w:cs="Times New Roman"/>
-        </w:rPr>
-        <w:t xml:space="preserve">④ </w:t>
-      </w:r>
-      <w:r>
-        <w:rPr>
-          <w:rFonts w:hint="eastAsia" w:ascii="Times New Roman" w:hAnsi="Times New Roman" w:eastAsia="FangSong" w:cs="Times New Roman"/>
-        </w:rPr>
-        <w:t xml:space="preserve">共轭二烯</w:t>
-      </w:r>
-      <w:r>
-        <w:rPr>
-          <w:rFonts w:ascii="Times New Roman" w:hAnsi="Times New Roman" w:eastAsia="Times New Roman" w:cs="Times New Roman"/>
-        </w:rPr>
-        <w:t xml:space="preserve"> </w:t>
-      </w:r>
-      <w:r>
-        <w:rPr>
-          <w:rFonts w:hint="eastAsia" w:ascii="Times New Roman" w:hAnsi="Times New Roman" w:eastAsia="Times New Roman" w:cs="Times New Roman"/>
-        </w:rPr>
-        <w:t>1,2-/1,4-</w:t>
-      </w:r>
-      <w:r>
-        <w:rPr>
-          <w:rFonts w:hint="eastAsia" w:ascii="Times New Roman" w:hAnsi="Times New Roman" w:eastAsia="FangSong" w:cs="Times New Roman"/>
-        </w:rPr>
-        <w:t>烯丙基碳正离子共振式</w:t>
-      </w:r>
-      <w:r>
-        <w:rPr>
-          <w:rFonts w:hint="eastAsia" w:ascii="Times New Roman" w:hAnsi="Times New Roman" w:eastAsia="Times New Roman" w:cs="Times New Roman"/>
-        </w:rPr>
-        <w:t>：</w:t>
-      </w:r>
-      <w:r>
-        <w:rPr>
-          <w:rFonts w:ascii="Times New Roman" w:hAnsi="Times New Roman" w:eastAsia="Times New Roman" w:cs="Times New Roman"/>
-        </w:rPr>
-        <w:drawing>
-          <wp:inline>
-            <wp:extent cx="3600000" cy="630066"/>
-            <wp:effectExtent b="0" l="0" r="0" t="0"/>
-            <wp:docPr descr="" title="" id="19" name="Picture"/>
-            <a:graphic>
-              <a:graphicData uri="http://schemas.openxmlformats.org/drawingml/2006/picture">
-                <pic:pic>
-                  <pic:nvPicPr>
-                    <pic:cNvPr descr="b146808d7bd232dec8c1231118f8698ba5c4c229cd4d55e008358d73f276d645.jpg" id="20" name="Picture"/>
-                    <pic:cNvPicPr>
-                      <a:picLocks noChangeArrowheads="1" noChangeAspect="1"/>
-                    </pic:cNvPicPr>
-                  </pic:nvPicPr>
-                  <pic:blipFill>
-                    <a:blip r:embed="rId18"/>
-                    <a:stretch>
-                      <a:fillRect/>
-                    </a:stretch>
-                  </pic:blipFill>
-                  <pic:spPr bwMode="auto">
-                    <a:xfrm>
-                      <a:off x="0" y="0"/>
-                      <a:ext cx="3600000" cy="630066"/>
-                    </a:xfrm>
-                    <a:prstGeom prst="rect">
-                      <a:avLst/>
-                    </a:prstGeom>
-                    <a:noFill/>
-                    <a:ln w="9525">
-                      <a:noFill/>
-                      <a:headEnd/>
-                      <a:tailEnd/>
-                    </a:ln>
-                  </pic:spPr>
-                </pic:pic>
-              </a:graphicData>
-            </a:graphic>
-          </wp:inline>
-        </w:drawing>
-      </w:r>
-      <w:r>
-        <w:rPr>
-          <w:rFonts w:ascii="Times New Roman" w:hAnsi="Times New Roman" w:eastAsia="Times New Roman" w:cs="Times New Roman"/>
-        </w:rPr>
-        <w:t xml:space="preserve"> </w:t>
-      </w:r>
-      <w:r>
-        <w:rPr>
-          <w:rFonts w:ascii="Times New Roman" w:hAnsi="Times New Roman" w:eastAsia="Times New Roman" w:cs="Times New Roman"/>
-        </w:rPr>
-        <w:t xml:space="preserve">· 1,2- vs </w:t>
-      </w:r>
-      <w:r>
-        <w:rPr>
-          <w:rFonts w:hint="eastAsia" w:ascii="Times New Roman" w:hAnsi="Times New Roman" w:eastAsia="Times New Roman" w:cs="Times New Roman"/>
-        </w:rPr>
-        <w:t>1,4-</w:t>
-      </w:r>
-      <w:r>
-        <w:rPr>
-          <w:rFonts w:hint="eastAsia" w:ascii="Times New Roman" w:hAnsi="Times New Roman" w:eastAsia="FangSong" w:cs="Times New Roman"/>
-        </w:rPr>
-        <w:t>二溴化物产物</w:t>
-      </w:r>
-      <w:r>
-        <w:rPr>
-          <w:rFonts w:hint="eastAsia" w:ascii="Times New Roman" w:hAnsi="Times New Roman" w:eastAsia="Times New Roman" w:cs="Times New Roman"/>
-        </w:rPr>
-        <w:t>：</w:t>
-      </w:r>
-      <w:r>
-        <w:rPr>
-          <w:rFonts w:ascii="Times New Roman" w:hAnsi="Times New Roman" w:eastAsia="Times New Roman" w:cs="Times New Roman"/>
-        </w:rPr>
-        <w:drawing>
-          <wp:inline>
-            <wp:extent cx="3600000" cy="748706"/>
-            <wp:effectExtent b="0" l="0" r="0" t="0"/>
-            <wp:docPr descr="" title="" id="22" name="Picture"/>
-            <a:graphic>
-              <a:graphicData uri="http://schemas.openxmlformats.org/drawingml/2006/picture">
-                <pic:pic>
-                  <pic:nvPicPr>
-                    <pic:cNvPr descr="b3ddf18ba5d84068cc550a7d003da2e4ec37de3a49ce002d1f9c07af6d6cdc52.jpg" id="23" name="Picture"/>
-                    <pic:cNvPicPr>
-                      <a:picLocks noChangeArrowheads="1" noChangeAspect="1"/>
-                    </pic:cNvPicPr>
-                  </pic:nvPicPr>
-                  <pic:blipFill>
-                    <a:blip r:embed="rId21"/>
-                    <a:stretch>
-                      <a:fillRect/>
-                    </a:stretch>
-                  </pic:blipFill>
-                  <pic:spPr bwMode="auto">
-                    <a:xfrm>
-                      <a:off x="0" y="0"/>
-                      <a:ext cx="3600000" cy="748706"/>
-                    </a:xfrm>
-                    <a:prstGeom prst="rect">
-                      <a:avLst/>
-                    </a:prstGeom>
-                    <a:noFill/>
-                    <a:ln w="9525">
-                      <a:noFill/>
-                      <a:headEnd/>
-                      <a:tailEnd/>
-                    </a:ln>
-                  </pic:spPr>
-                </pic:pic>
-              </a:graphicData>
-            </a:graphic>
-          </wp:inline>
-        </w:drawing>
-      </w:r>
-      <w:r>
-        <w:rPr>
-          <w:rFonts w:ascii="Times New Roman" w:hAnsi="Times New Roman" w:eastAsia="Times New Roman" w:cs="Times New Roman"/>
-        </w:rPr>
-        <w:t xml:space="preserve"> </w:t>
-      </w:r>
-      <w:r>
-        <w:rPr>
-          <w:rFonts w:hint="eastAsia" w:ascii="Times New Roman" w:hAnsi="Times New Roman" w:eastAsia="FangSong" w:cs="Times New Roman"/>
-          <w:i/>
-          <w:iCs/>
-        </w:rPr>
-        <w:t xml:space="preserve">图</w:t>
-      </w:r>
-      <w:r>
-        <w:rPr>
-          <w:rFonts w:ascii="Times New Roman" w:hAnsi="Times New Roman" w:eastAsia="Times New Roman" w:cs="Times New Roman"/>
-          <w:i/>
-          <w:iCs/>
-        </w:rPr>
-        <w:t xml:space="preserve"> </w:t>
-      </w:r>
-      <w:r>
-        <w:rPr>
-          <w:rFonts w:hint="eastAsia" w:ascii="Times New Roman" w:hAnsi="Times New Roman" w:eastAsia="FangSong" w:cs="Times New Roman"/>
-          <w:i/>
-          <w:iCs/>
-        </w:rPr>
-        <w:t xml:space="preserve">共轭二烯质子化所得烯丙基碳正离子共振式与</w:t>
-      </w:r>
-      <w:r>
-        <w:rPr>
-          <w:rFonts w:ascii="Times New Roman" w:hAnsi="Times New Roman" w:eastAsia="Times New Roman" w:cs="Times New Roman"/>
-          <w:i/>
-          <w:iCs/>
-        </w:rPr>
-        <w:t xml:space="preserve"> </w:t>
-      </w:r>
-      <w:r>
-        <w:rPr>
-          <w:rFonts w:hint="eastAsia" w:ascii="Times New Roman" w:hAnsi="Times New Roman" w:eastAsia="Times New Roman" w:cs="Times New Roman"/>
-          <w:i/>
-          <w:iCs/>
-        </w:rPr>
-        <w:t>1,2-/1,4-</w:t>
-      </w:r>
-      <w:r>
-        <w:rPr>
-          <w:rFonts w:hint="eastAsia" w:ascii="Times New Roman" w:hAnsi="Times New Roman" w:eastAsia="FangSong" w:cs="Times New Roman"/>
-          <w:i/>
-          <w:iCs/>
-        </w:rPr>
-        <w:t>二溴化物</w:t>
-      </w:r>
-      <w:r>
-        <w:rPr>
-          <w:rFonts w:hint="eastAsia" w:ascii="Times New Roman" w:hAnsi="Times New Roman" w:eastAsia="Times New Roman" w:cs="Times New Roman"/>
-          <w:i/>
-          <w:iCs/>
-        </w:rPr>
-        <w:t>（</w:t>
-      </w:r>
-      <w:r>
-        <w:rPr>
-          <w:rFonts w:hint="eastAsia" w:ascii="Times New Roman" w:hAnsi="Times New Roman" w:eastAsia="FangSong" w:cs="Times New Roman"/>
-          <w:i/>
-          <w:iCs/>
-        </w:rPr>
-        <w:t>源自</w:t>
-      </w:r>
-      <w:r>
-        <w:rPr>
-          <w:rFonts w:ascii="Times New Roman" w:hAnsi="Times New Roman" w:eastAsia="Times New Roman" w:cs="Times New Roman"/>
-          <w:i/>
-          <w:iCs/>
-        </w:rPr>
-        <w:t xml:space="preserve"> Clayden </w:t>
-      </w:r>
-      <w:r>
-        <w:rPr>
-          <w:rFonts w:hint="eastAsia" w:ascii="Times New Roman" w:hAnsi="Times New Roman" w:eastAsia="FangSong" w:cs="Times New Roman"/>
-          <w:i/>
-          <w:iCs/>
-        </w:rPr>
-        <w:t>中文版第</w:t>
-      </w:r>
-      <w:r>
-        <w:rPr>
-          <w:rFonts w:hint="eastAsia" w:ascii="Times New Roman" w:hAnsi="Times New Roman" w:eastAsia="Times New Roman" w:cs="Times New Roman"/>
-          <w:i/>
-          <w:iCs/>
-        </w:rPr>
-        <w:t>19</w:t>
-      </w:r>
-      <w:r>
-        <w:rPr>
-          <w:rFonts w:hint="eastAsia" w:ascii="Times New Roman" w:hAnsi="Times New Roman" w:eastAsia="FangSong" w:cs="Times New Roman"/>
-          <w:i/>
-          <w:iCs/>
-        </w:rPr>
-        <w:t>章</w:t>
-      </w:r>
-      <w:r>
-        <w:rPr>
-          <w:rFonts w:hint="eastAsia" w:ascii="Times New Roman" w:hAnsi="Times New Roman" w:eastAsia="Times New Roman" w:cs="Times New Roman"/>
-          <w:i/>
-          <w:iCs/>
-        </w:rPr>
-        <w:t>）</w:t>
-      </w:r>
-    </w:p>
-    <w:bookmarkStart w:id="81" w:name="加成反应提高班"/>
+    <w:bookmarkStart w:id="66" w:name="加成反应提高班"/>
     <w:p>
       <w:pPr>
         <w:pStyle w:val="Heading1"/>
@@ -1097,7 +231,7 @@
         </w:pict>
       </w:r>
     </w:p>
-    <w:bookmarkStart w:id="24" w:name="学习目标"/>
+    <w:bookmarkStart w:id="9" w:name="学习目标"/>
     <w:p>
       <w:pPr>
         <w:pStyle w:val="Heading2"/>
@@ -1556,8 +690,8 @@
         </w:pict>
       </w:r>
     </w:p>
-    <w:bookmarkEnd w:id="24"/>
-    <w:bookmarkStart w:id="30" w:name="一加成反应总框架"/>
+    <w:bookmarkEnd w:id="9"/>
+    <w:bookmarkStart w:id="15" w:name="一加成反应总框架"/>
     <w:p>
       <w:pPr>
         <w:pStyle w:val="Heading2"/>
@@ -1596,18 +730,18 @@
           <wp:inline>
             <wp:extent cx="3240000" cy="2860676"/>
             <wp:effectExtent b="0" l="0" r="0" t="0"/>
-            <wp:docPr descr="反应坐标图——亲电加成的能垒与过渡态示意" title="" id="26" name="Picture"/>
+            <wp:docPr descr="反应坐标图——亲电加成的能垒与过渡态示意" title="" id="11" name="Picture"/>
             <a:graphic>
               <a:graphicData uri="http://schemas.openxmlformats.org/drawingml/2006/picture">
                 <pic:pic>
                   <pic:nvPicPr>
-                    <pic:cNvPr descr="b65ca80cb864871feb5ed80b7804c174484dc908169866d06e07008e3be7a0d6.jpg" id="27" name="Picture"/>
+                    <pic:cNvPr descr="b65ca80cb864871feb5ed80b7804c174484dc908169866d06e07008e3be7a0d6.jpg" id="12" name="Picture"/>
                     <pic:cNvPicPr>
                       <a:picLocks noChangeArrowheads="1" noChangeAspect="1"/>
                     </pic:cNvPicPr>
                   </pic:nvPicPr>
                   <pic:blipFill>
-                    <a:blip r:embed="rId25"/>
+                    <a:blip r:embed="rId10"/>
                     <a:stretch>
                       <a:fillRect/>
                     </a:stretch>
@@ -1824,7 +958,7 @@
         <w:t xml:space="preserve">Commons）</w:t>
       </w:r>
     </w:p>
-    <w:bookmarkStart w:id="28" w:name="为什么要按底物分类不按反应名背诵"/>
+    <w:bookmarkStart w:id="13" w:name="为什么要按底物分类不按反应名背诵"/>
     <w:p>
       <w:pPr>
         <w:pStyle w:val="Heading3"/>
@@ -2737,8 +1871,8 @@
         </w:tc>
       </w:tr>
     </w:tbl>
-    <w:bookmarkEnd w:id="28"/>
-    <w:bookmarkStart w:id="29" w:name="五维控制因素速览"/>
+    <w:bookmarkEnd w:id="13"/>
+    <w:bookmarkStart w:id="14" w:name="五维控制因素速览"/>
     <w:p>
       <w:pPr>
         <w:pStyle w:val="Heading3"/>
@@ -3392,9 +2526,9 @@
         </w:pict>
       </w:r>
     </w:p>
-    <w:bookmarkEnd w:id="29"/>
-    <w:bookmarkEnd w:id="30"/>
-    <w:bookmarkStart w:id="36" w:name="二亲电加成烯烃炔烃的电子控制主线"/>
+    <w:bookmarkEnd w:id="14"/>
+    <w:bookmarkEnd w:id="15"/>
+    <w:bookmarkStart w:id="21" w:name="二亲电加成烯烃炔烃的电子控制主线"/>
     <w:p>
       <w:pPr>
         <w:pStyle w:val="Heading2"/>
@@ -3443,7 +2577,7 @@
         <w:t>炔烃的电子控制主线</w:t>
       </w:r>
     </w:p>
-    <w:bookmarkStart w:id="31" w:name="通用机理框架"/>
+    <w:bookmarkStart w:id="16" w:name="通用机理框架"/>
     <w:p>
       <w:pPr>
         <w:pStyle w:val="Heading3"/>
@@ -3858,8 +2992,8 @@
         <w:t>完成加成</w:t>
       </w:r>
     </w:p>
-    <w:bookmarkEnd w:id="31"/>
-    <w:bookmarkStart w:id="32" w:name="碳正离子路径-vs-鎓离子路径核心对比"/>
+    <w:bookmarkEnd w:id="16"/>
+    <w:bookmarkStart w:id="17" w:name="碳正离子路径-vs-鎓离子路径核心对比"/>
     <w:p>
       <w:pPr>
         <w:pStyle w:val="Heading3"/>
@@ -5449,8 +4583,8 @@
         </w:tc>
       </w:tr>
     </w:tbl>
-    <w:bookmarkEnd w:id="32"/>
-    <w:bookmarkStart w:id="33" w:name="马氏规则-vs-反马氏规则三机理对比"/>
+    <w:bookmarkEnd w:id="17"/>
+    <w:bookmarkStart w:id="18" w:name="马氏规则-vs-反马氏规则三机理对比"/>
     <w:p>
       <w:pPr>
         <w:pStyle w:val="Heading3"/>
@@ -6283,8 +5417,8 @@
         <w:t>)。</w:t>
       </w:r>
     </w:p>
-    <w:bookmarkEnd w:id="33"/>
-    <w:bookmarkStart w:id="34" w:name="碳正离子重排亲电加成中的经典陷阱"/>
+    <w:bookmarkEnd w:id="18"/>
+    <w:bookmarkStart w:id="19" w:name="碳正离子重排亲电加成中的经典陷阱"/>
     <w:p>
       <w:pPr>
         <w:pStyle w:val="Heading3"/>
@@ -7174,8 +6308,8 @@
         </w:tc>
       </w:tr>
     </w:tbl>
-    <w:bookmarkEnd w:id="34"/>
-    <w:bookmarkStart w:id="35" w:name="炔烃亲电加成的特殊性"/>
+    <w:bookmarkEnd w:id="19"/>
+    <w:bookmarkStart w:id="20" w:name="炔烃亲电加成的特殊性"/>
     <w:p>
       <w:pPr>
         <w:pStyle w:val="Heading3"/>
@@ -7715,9 +6849,9 @@
         </w:pict>
       </w:r>
     </w:p>
-    <w:bookmarkEnd w:id="35"/>
-    <w:bookmarkEnd w:id="36"/>
-    <w:bookmarkStart w:id="39" w:name="三硼氢化-氧化反马氏syn的经典"/>
+    <w:bookmarkEnd w:id="20"/>
+    <w:bookmarkEnd w:id="21"/>
+    <w:bookmarkStart w:id="24" w:name="三硼氢化-氧化反马氏syn的经典"/>
     <w:p>
       <w:pPr>
         <w:pStyle w:val="Heading2"/>
@@ -7778,7 +6912,7 @@
         <w:t>的经典</w:t>
       </w:r>
     </w:p>
-    <w:bookmarkStart w:id="37" w:name="机理要点"/>
+    <w:bookmarkStart w:id="22" w:name="机理要点"/>
     <w:p>
       <w:pPr>
         <w:pStyle w:val="Heading3"/>
@@ -9058,8 +8192,8 @@
         <w:t>产物仍是反马氏醇</w:t>
       </w:r>
     </w:p>
-    <w:bookmarkEnd w:id="37"/>
-    <w:bookmarkStart w:id="38" w:name="硼氢化-vs-羟汞化"/>
+    <w:bookmarkEnd w:id="22"/>
+    <w:bookmarkStart w:id="23" w:name="硼氢化-vs-羟汞化"/>
     <w:p>
       <w:pPr>
         <w:pStyle w:val="Heading3"/>
@@ -9518,9 +8652,9 @@
         </w:pict>
       </w:r>
     </w:p>
-    <w:bookmarkEnd w:id="38"/>
-    <w:bookmarkEnd w:id="39"/>
-    <w:bookmarkStart w:id="43" w:name="四共轭体系动力学-vs-热力学控制"/>
+    <w:bookmarkEnd w:id="23"/>
+    <w:bookmarkEnd w:id="24"/>
+    <w:bookmarkStart w:id="28" w:name="四共轭体系动力学-vs-热力学控制"/>
     <w:p>
       <w:pPr>
         <w:pStyle w:val="Heading2"/>
@@ -9569,7 +8703,7 @@
         <w:t xml:space="preserve">热力学控制</w:t>
       </w:r>
     </w:p>
-    <w:bookmarkStart w:id="40" w:name="共轭二烯的12--vs-14-加成"/>
+    <w:bookmarkStart w:id="25" w:name="共轭二烯的12--vs-14-加成"/>
     <w:p>
       <w:pPr>
         <w:pStyle w:val="Heading3"/>
@@ -10550,8 +9684,8 @@
         <w:t>)。</w:t>
       </w:r>
     </w:p>
-    <w:bookmarkEnd w:id="40"/>
-    <w:bookmarkStart w:id="41" w:name="αβ-不饱和羰基的12--vs-14-加成"/>
+    <w:bookmarkEnd w:id="25"/>
+    <w:bookmarkStart w:id="26" w:name="αβ-不饱和羰基的12--vs-14-加成"/>
     <w:p>
       <w:pPr>
         <w:pStyle w:val="Heading3"/>
@@ -11605,8 +10739,8 @@
         </w:tc>
       </w:tr>
     </w:tbl>
-    <w:bookmarkEnd w:id="41"/>
-    <w:bookmarkStart w:id="42" w:name="动力学热力学控制的跨反应比较"/>
+    <w:bookmarkEnd w:id="26"/>
+    <w:bookmarkStart w:id="27" w:name="动力学热力学控制的跨反应比较"/>
     <w:p>
       <w:pPr>
         <w:pStyle w:val="Heading3"/>
@@ -12254,9 +11388,9 @@
         </w:pict>
       </w:r>
     </w:p>
-    <w:bookmarkEnd w:id="42"/>
-    <w:bookmarkEnd w:id="43"/>
-    <w:bookmarkStart w:id="48" w:name="五亲核加成羰基的电子控制"/>
+    <w:bookmarkEnd w:id="27"/>
+    <w:bookmarkEnd w:id="28"/>
+    <w:bookmarkStart w:id="33" w:name="五亲核加成羰基的电子控制"/>
     <w:p>
       <w:pPr>
         <w:pStyle w:val="Heading2"/>
@@ -12293,7 +11427,7 @@
         <w:t>羰基的电子控制</w:t>
       </w:r>
     </w:p>
-    <w:bookmarkStart w:id="44" w:name="羰基极性来源"/>
+    <w:bookmarkStart w:id="29" w:name="羰基极性来源"/>
     <w:p>
       <w:pPr>
         <w:pStyle w:val="Heading3"/>
@@ -12487,8 +11621,8 @@
         <w:t xml:space="preserve">质子化羰基氧进一步增强亲电性</w:t>
       </w:r>
     </w:p>
-    <w:bookmarkEnd w:id="44"/>
-    <w:bookmarkStart w:id="45" w:name="羰基反应性排序"/>
+    <w:bookmarkEnd w:id="29"/>
+    <w:bookmarkStart w:id="30" w:name="羰基反应性排序"/>
     <w:p>
       <w:pPr>
         <w:pStyle w:val="Heading3"/>
@@ -13089,8 +12223,8 @@
         </w:tc>
       </w:tr>
     </w:tbl>
-    <w:bookmarkEnd w:id="45"/>
-    <w:bookmarkStart w:id="46" w:name="亲核加成典型反应"/>
+    <w:bookmarkEnd w:id="30"/>
+    <w:bookmarkStart w:id="31" w:name="亲核加成典型反应"/>
     <w:p>
       <w:pPr>
         <w:pStyle w:val="Heading3"/>
@@ -13746,8 +12880,8 @@
         </w:tc>
       </w:tr>
     </w:tbl>
-    <w:bookmarkEnd w:id="46"/>
-    <w:bookmarkStart w:id="47" w:name="立体化学cram规则与felkin-anh模型"/>
+    <w:bookmarkEnd w:id="31"/>
+    <w:bookmarkStart w:id="32" w:name="立体化学cram规则与felkin-anh模型"/>
     <w:p>
       <w:pPr>
         <w:pStyle w:val="Heading3"/>
@@ -14210,9 +13344,9 @@
         </w:pict>
       </w:r>
     </w:p>
-    <w:bookmarkEnd w:id="47"/>
-    <w:bookmarkEnd w:id="48"/>
-    <w:bookmarkStart w:id="51" w:name="六环加成协同加成的轨道语言"/>
+    <w:bookmarkEnd w:id="32"/>
+    <w:bookmarkEnd w:id="33"/>
+    <w:bookmarkStart w:id="36" w:name="六环加成协同加成的轨道语言"/>
     <w:p>
       <w:pPr>
         <w:pStyle w:val="Heading2"/>
@@ -14249,7 +13383,7 @@
         <w:t>协同加成的轨道语言</w:t>
       </w:r>
     </w:p>
-    <w:bookmarkStart w:id="49" w:name="diels-alder-42-环加成"/>
+    <w:bookmarkStart w:id="34" w:name="diels-alder-42-环加成"/>
     <w:p>
       <w:pPr>
         <w:pStyle w:val="Heading3"/>
@@ -15416,8 +14550,8 @@
         <w:t>（exo）</w:t>
       </w:r>
     </w:p>
-    <w:bookmarkEnd w:id="49"/>
-    <w:bookmarkStart w:id="50" w:name="环加成与42对比"/>
+    <w:bookmarkEnd w:id="34"/>
+    <w:bookmarkStart w:id="35" w:name="环加成与42对比"/>
     <w:p>
       <w:pPr>
         <w:pStyle w:val="Heading3"/>
@@ -16319,9 +15453,9 @@
         </w:pict>
       </w:r>
     </w:p>
-    <w:bookmarkEnd w:id="50"/>
-    <w:bookmarkEnd w:id="51"/>
-    <w:bookmarkStart w:id="52" w:name="七四大加成类型总对比"/>
+    <w:bookmarkEnd w:id="35"/>
+    <w:bookmarkEnd w:id="36"/>
+    <w:bookmarkStart w:id="37" w:name="七四大加成类型总对比"/>
     <w:p>
       <w:pPr>
         <w:pStyle w:val="Heading2"/>
@@ -17429,8 +16563,8 @@
         </w:pict>
       </w:r>
     </w:p>
-    <w:bookmarkEnd w:id="52"/>
-    <w:bookmarkStart w:id="57" w:name="八氧化性加成臭氧化-环氧化-双羟基化"/>
+    <w:bookmarkEnd w:id="37"/>
+    <w:bookmarkStart w:id="42" w:name="八氧化性加成臭氧化-环氧化-双羟基化"/>
     <w:p>
       <w:pPr>
         <w:pStyle w:val="Heading2"/>
@@ -17574,7 +16708,7 @@
         <w:t>）。</w:t>
       </w:r>
     </w:p>
-    <w:bookmarkStart w:id="53" w:name="臭氧化ozonolysis"/>
+    <w:bookmarkStart w:id="38" w:name="臭氧化ozonolysis"/>
     <w:p>
       <w:pPr>
         <w:pStyle w:val="Heading3"/>
@@ -18952,8 +18086,8 @@
         <w:t>与两种后处理的产物差异</w:t>
       </w:r>
     </w:p>
-    <w:bookmarkEnd w:id="53"/>
-    <w:bookmarkStart w:id="54" w:name="环氧化mcpba-过氧酸"/>
+    <w:bookmarkEnd w:id="38"/>
+    <w:bookmarkStart w:id="39" w:name="环氧化mcpba-过氧酸"/>
     <w:p>
       <w:pPr>
         <w:pStyle w:val="Heading3"/>
@@ -19534,8 +18668,8 @@
         <w:t>）</w:t>
       </w:r>
     </w:p>
-    <w:bookmarkEnd w:id="54"/>
-    <w:bookmarkStart w:id="55" w:name="双羟基化oso₄-冷稀-kmno₄"/>
+    <w:bookmarkEnd w:id="39"/>
+    <w:bookmarkStart w:id="40" w:name="双羟基化oso₄-冷稀-kmno₄"/>
     <w:p>
       <w:pPr>
         <w:pStyle w:val="Heading3"/>
@@ -20092,8 +19226,8 @@
         <w:t>。</w:t>
       </w:r>
     </w:p>
-    <w:bookmarkEnd w:id="55"/>
-    <w:bookmarkStart w:id="56" w:name="三件套对比速记"/>
+    <w:bookmarkEnd w:id="40"/>
+    <w:bookmarkStart w:id="41" w:name="三件套对比速记"/>
     <w:p>
       <w:pPr>
         <w:pStyle w:val="Heading3"/>
@@ -20724,9 +19858,9 @@
         </w:tc>
       </w:tr>
     </w:tbl>
-    <w:bookmarkEnd w:id="56"/>
-    <w:bookmarkEnd w:id="57"/>
-    <w:bookmarkStart w:id="64" w:name="九典型例题"/>
+    <w:bookmarkEnd w:id="41"/>
+    <w:bookmarkEnd w:id="42"/>
+    <w:bookmarkStart w:id="49" w:name="九典型例题"/>
     <w:p>
       <w:pPr>
         <w:pStyle w:val="Heading2"/>
@@ -20751,7 +19885,7 @@
         <w:t>典型例题</w:t>
       </w:r>
     </w:p>
-    <w:bookmarkStart w:id="58" w:name="例1-亲电加成与重排"/>
+    <w:bookmarkStart w:id="43" w:name="例1-亲电加成与重排"/>
     <w:p>
       <w:pPr>
         <w:pStyle w:val="Heading3"/>
@@ -21556,8 +20690,8 @@
         </w:pict>
       </w:r>
     </w:p>
-    <w:bookmarkEnd w:id="58"/>
-    <w:bookmarkStart w:id="59" w:name="例2-立体化学br₂加成的反式特征"/>
+    <w:bookmarkEnd w:id="43"/>
+    <w:bookmarkStart w:id="44" w:name="例2-立体化学br₂加成的反式特征"/>
     <w:p>
       <w:pPr>
         <w:pStyle w:val="Heading3"/>
@@ -22273,8 +21407,8 @@
         </w:pict>
       </w:r>
     </w:p>
-    <w:bookmarkEnd w:id="59"/>
-    <w:bookmarkStart w:id="60" w:name="例3-硼氢化与羟汞化的对比"/>
+    <w:bookmarkEnd w:id="44"/>
+    <w:bookmarkStart w:id="45" w:name="例3-硼氢化与羟汞化的对比"/>
     <w:p>
       <w:pPr>
         <w:pStyle w:val="Heading3"/>
@@ -23023,8 +22157,8 @@
         </w:pict>
       </w:r>
     </w:p>
-    <w:bookmarkEnd w:id="60"/>
-    <w:bookmarkStart w:id="61" w:name="例4-共轭二烯的动力学热力学控制"/>
+    <w:bookmarkEnd w:id="45"/>
+    <w:bookmarkStart w:id="46" w:name="例4-共轭二烯的动力学热力学控制"/>
     <w:p>
       <w:pPr>
         <w:pStyle w:val="Heading3"/>
@@ -23845,8 +22979,8 @@
         </w:pict>
       </w:r>
     </w:p>
-    <w:bookmarkEnd w:id="61"/>
-    <w:bookmarkStart w:id="62" w:name="例5-12--vs-14-亲核加成硬软试剂"/>
+    <w:bookmarkEnd w:id="46"/>
+    <w:bookmarkStart w:id="47" w:name="例5-12--vs-14-亲核加成硬软试剂"/>
     <w:p>
       <w:pPr>
         <w:pStyle w:val="Heading3"/>
@@ -24920,8 +24054,8 @@
         </w:pict>
       </w:r>
     </w:p>
-    <w:bookmarkEnd w:id="62"/>
-    <w:bookmarkStart w:id="63" w:name="例6-diels-alder反应的立体专一性"/>
+    <w:bookmarkEnd w:id="47"/>
+    <w:bookmarkStart w:id="48" w:name="例6-diels-alder反应的立体专一性"/>
     <w:p>
       <w:pPr>
         <w:pStyle w:val="Heading3"/>
@@ -25713,9 +24847,9 @@
         </w:pict>
       </w:r>
     </w:p>
-    <w:bookmarkEnd w:id="63"/>
-    <w:bookmarkEnd w:id="64"/>
-    <w:bookmarkStart w:id="65" w:name="十常见误区"/>
+    <w:bookmarkEnd w:id="48"/>
+    <w:bookmarkEnd w:id="49"/>
+    <w:bookmarkStart w:id="50" w:name="十常见误区"/>
     <w:p>
       <w:pPr>
         <w:pStyle w:val="Heading2"/>
@@ -26960,8 +26094,8 @@
         </w:pict>
       </w:r>
     </w:p>
-    <w:bookmarkEnd w:id="65"/>
-    <w:bookmarkStart w:id="68" w:name="十一方法总结"/>
+    <w:bookmarkEnd w:id="50"/>
+    <w:bookmarkStart w:id="53" w:name="十一方法总结"/>
     <w:p>
       <w:pPr>
         <w:pStyle w:val="Heading2"/>
@@ -26986,7 +26120,7 @@
         <w:t>方法总结</w:t>
       </w:r>
     </w:p>
-    <w:bookmarkStart w:id="66" w:name="加成题三层判断法决策树"/>
+    <w:bookmarkStart w:id="51" w:name="加成题三层判断法决策树"/>
     <w:p>
       <w:pPr>
         <w:pStyle w:val="Heading3"/>
@@ -28124,8 +27258,8 @@
         <w:t>检查后处理步骤</w:t>
       </w:r>
     </w:p>
-    <w:bookmarkEnd w:id="66"/>
-    <w:bookmarkStart w:id="67" w:name="核心口诀"/>
+    <w:bookmarkEnd w:id="51"/>
+    <w:bookmarkStart w:id="52" w:name="核心口诀"/>
     <w:p>
       <w:pPr>
         <w:pStyle w:val="Heading3"/>
@@ -28481,9 +27615,9 @@
         </w:pict>
       </w:r>
     </w:p>
-    <w:bookmarkEnd w:id="67"/>
-    <w:bookmarkEnd w:id="68"/>
-    <w:bookmarkStart w:id="75" w:name="十二核心速查卡"/>
+    <w:bookmarkEnd w:id="52"/>
+    <w:bookmarkEnd w:id="53"/>
+    <w:bookmarkStart w:id="60" w:name="十二核心速查卡"/>
     <w:p>
       <w:pPr>
         <w:pStyle w:val="Heading2"/>
@@ -28508,7 +27642,7 @@
         <w:t>核心速查卡</w:t>
       </w:r>
     </w:p>
-    <w:bookmarkStart w:id="69" w:name="亲电加成速查"/>
+    <w:bookmarkStart w:id="54" w:name="亲电加成速查"/>
     <w:p>
       <w:pPr>
         <w:pStyle w:val="Heading3"/>
@@ -29281,8 +28415,8 @@
         </w:tc>
       </w:tr>
     </w:tbl>
-    <w:bookmarkEnd w:id="69"/>
-    <w:bookmarkStart w:id="70" w:name="亲核加成反应性排序"/>
+    <w:bookmarkEnd w:id="54"/>
+    <w:bookmarkStart w:id="55" w:name="亲核加成反应性排序"/>
     <w:p>
       <w:pPr>
         <w:pStyle w:val="Heading3"/>
@@ -29355,8 +28489,8 @@
         <w:t>)</w:t>
       </w:r>
     </w:p>
-    <w:bookmarkEnd w:id="70"/>
-    <w:bookmarkStart w:id="71" w:name="共轭加成控制"/>
+    <w:bookmarkEnd w:id="55"/>
+    <w:bookmarkStart w:id="56" w:name="共轭加成控制"/>
     <w:p>
       <w:pPr>
         <w:pStyle w:val="Heading3"/>
@@ -29587,8 +28721,8 @@
         </w:tc>
       </w:tr>
     </w:tbl>
-    <w:bookmarkEnd w:id="71"/>
-    <w:bookmarkStart w:id="74" w:name="环加成允许性"/>
+    <w:bookmarkEnd w:id="56"/>
+    <w:bookmarkStart w:id="59" w:name="环加成允许性"/>
     <w:p>
       <w:pPr>
         <w:pStyle w:val="Heading3"/>
@@ -29758,7 +28892,7 @@
               <w:pStyle w:val="Compact"/>
               <w:jc w:val="center"/>
             </w:pPr>
-            <w:hyperlink r:id="rId72">
+            <w:hyperlink r:id="rId57">
               <w:r>
                 <w:rPr>
                   <w:rStyle w:val="Hyperlink"/>
@@ -29816,7 +28950,7 @@
               <w:pStyle w:val="Compact"/>
               <w:jc w:val="center"/>
             </w:pPr>
-            <w:hyperlink r:id="rId73">
+            <w:hyperlink r:id="rId58">
               <w:r>
                 <w:rPr>
                   <w:rStyle w:val="Hyperlink"/>
@@ -29871,9 +29005,9 @@
         </w:pict>
       </w:r>
     </w:p>
-    <w:bookmarkEnd w:id="74"/>
-    <w:bookmarkEnd w:id="75"/>
-    <w:bookmarkStart w:id="79" w:name="十三练习题"/>
+    <w:bookmarkEnd w:id="59"/>
+    <w:bookmarkEnd w:id="60"/>
+    <w:bookmarkStart w:id="64" w:name="十三练习题"/>
     <w:p>
       <w:pPr>
         <w:pStyle w:val="Heading2"/>
@@ -29898,7 +29032,7 @@
         <w:t>练习题</w:t>
       </w:r>
     </w:p>
-    <w:bookmarkStart w:id="76" w:name="基础巩固"/>
+    <w:bookmarkStart w:id="61" w:name="基础巩固"/>
     <w:p>
       <w:pPr>
         <w:pStyle w:val="Heading3"/>
@@ -30215,8 +29349,8 @@
         <w:t>？</w:t>
       </w:r>
     </w:p>
-    <w:bookmarkEnd w:id="76"/>
-    <w:bookmarkStart w:id="77" w:name="提高训练"/>
+    <w:bookmarkEnd w:id="61"/>
+    <w:bookmarkStart w:id="62" w:name="提高训练"/>
     <w:p>
       <w:pPr>
         <w:pStyle w:val="Heading3"/>
@@ -30563,8 +29697,8 @@
         <w:t>。</w:t>
       </w:r>
     </w:p>
-    <w:bookmarkEnd w:id="77"/>
-    <w:bookmarkStart w:id="78" w:name="综合挑战"/>
+    <w:bookmarkEnd w:id="62"/>
+    <w:bookmarkStart w:id="63" w:name="综合挑战"/>
     <w:p>
       <w:pPr>
         <w:pStyle w:val="Heading3"/>
@@ -31316,9 +30450,9 @@
         </w:pict>
       </w:r>
     </w:p>
-    <w:bookmarkEnd w:id="78"/>
-    <w:bookmarkEnd w:id="79"/>
-    <w:bookmarkStart w:id="80" w:name="参考答案"/>
+    <w:bookmarkEnd w:id="63"/>
+    <w:bookmarkEnd w:id="64"/>
+    <w:bookmarkStart w:id="65" w:name="参考答案"/>
     <w:p>
       <w:pPr>
         <w:pStyle w:val="Heading2"/>
@@ -34188,10 +33322,10 @@
         <w:t>。</w:t>
       </w:r>
     </w:p>
-    <w:bookmarkEnd w:id="80"/>
-    <w:bookmarkEnd w:id="81"/>
+    <w:bookmarkEnd w:id="65"/>
+    <w:bookmarkEnd w:id="66"/>
     <w:sectPr>
-      <w:footerReference w:type="default" r:id="rId10"/>
+      <w:footerReference w:type="default" r:id="rId9"/>
       <w:footnotePr>
         <w:numRestart w:val="eachSect"/>
       </w:footnotePr>
@@ -35630,14 +34764,6 @@
       <ns0:color ns0:themeColor="accent1" ns0:themeShade="BF" ns0:val="365F91"/>
     </ns0:rPr>
   </ns0:style>
-  <w:style w:type="paragraph" w:customStyle="1" w:styleId="BodyText">
-    <w:name w:val="Body Text"/>
-    <w:basedOn w:val="BodyText"/>
-    <w:qFormat/>
-    <ns0:rPr>
-      <w:rFonts ns0:ascii="Times New Roman" ns0:hAnsi="Times New Roman" ns0:eastAsia="FangSong" ns0:cs="Times New Roman"/>
-    </ns0:rPr>
-  </w:style>
   <w:style w:type="paragraph" w:customStyle="1" w:styleId="MistakeBlock">
     <w:name w:val="Mistake Block"/>
     <w:basedOn w:val="BodyText"/>
